--- a/files/damumed-band-tech-spec-en.docx
+++ b/files/damumed-band-tech-spec-en.docx
@@ -10,7 +10,7 @@
         <w:rPr>
           <w:color w:val="177A50"/>
         </w:rPr>
-        <w:t>Damumed Band — Technical Specification &amp; Supplier Questionnaire</w:t>
+        <w:t>Annex 1. Damumed Band — Technical Specification and Supplier Questionnaire</w:t>
       </w:r>
     </w:p>
     <w:p>
@@ -68,7 +68,14 @@
                 <w:b/>
                 <w:sz w:val="18"/>
               </w:rPr>
-              <w:t>Technical Specification (TS) and Request for Quotation (RFQ)</w:t>
+              <w:t>Annex 1</w:t>
+            </w:r>
+            <w:r>
+              <w:rPr>
+                <w:b/>
+                <w:sz w:val="18"/>
+              </w:rPr>
+              <w:t xml:space="preserve"> to the Damumed Band Request for Quotation dated 2 September 2026 — the complete requirement list</w:t>
             </w:r>
           </w:p>
         </w:tc>
@@ -312,6 +319,11 @@
           <w:color w:val="177A50"/>
         </w:rPr>
         <w:t>0. How to read and answer this document</w:t>
+      </w:r>
+    </w:p>
+    <w:p>
+      <w:r>
+        <w:t>This annex is the full requirement list. The covering RFQ document states the twelve conditions that decide the deal, the pricing table, the evaluation weights and the timeline; everything below is the detail behind them, plus the response matrix you fill in.</w:t>
       </w:r>
     </w:p>
     <w:p>
